--- a/pr-preview/pr-90/chapters/15-outcome-regression-propensity-scores.docx
+++ b/pr-preview/pr-90/chapters/15-outcome-regression-propensity-scores.docx
@@ -5276,7 +5276,13 @@
         <w:pStyle w:val="BodyText"/>
       </w:pPr>
       <w:r>
-        <w:t xml:space="preserve">Methods based on prognostic scores need stronger assumptions and do not extend readily to time-varying treatments; see Hansen (2008) and Abadie et al. (2013), as cited in</w:t>
+        <w:t xml:space="preserve">Methods based on prognostic scores need stronger assumptions and do not extend readily to time-varying treatments;</w:t>
+      </w:r>
+      <w:r>
+        <w:t xml:space="preserve"> </w:t>
+      </w:r>
+      <w:r>
+        <w:t xml:space="preserve">see Hansen (2008) and Abadie et al. (2013), as cited in</w:t>
       </w:r>
       <w:r>
         <w:t xml:space="preserve"> </w:t>
@@ -9893,7 +9899,13 @@
         <w:pStyle w:val="BodyText"/>
       </w:pPr>
       <w:r>
-        <w:t xml:space="preserve">Variance estimation for matched estimators used to be an open problem; Abadie and Imbens (2006) solved it</w:t>
+        <w:t xml:space="preserve">Variance estimation for matched estimators used to be an open problem;</w:t>
+      </w:r>
+      <w:r>
+        <w:t xml:space="preserve"> </w:t>
+      </w:r>
+      <w:r>
+        <w:t xml:space="preserve">Abadie and Imbens (2006) solved it</w:t>
       </w:r>
       <w:r>
         <w:t xml:space="preserve"> </w:t>
@@ -11570,7 +11582,13 @@
         <w:t xml:space="preserve">Hernán and Robins (2020, 206)</w:t>
       </w:r>
       <w:r>
-        <w:t xml:space="preserve">); that is prediction, not necessarily causation.</w:t>
+        <w:t xml:space="preserve">);</w:t>
+      </w:r>
+      <w:r>
+        <w:t xml:space="preserve"> </w:t>
+      </w:r>
+      <w:r>
+        <w:t xml:space="preserve">that is prediction, not necessarily causation.</w:t>
       </w:r>
     </w:p>
     <w:p>
